--- a/Результаты/Лабораторная_13_Резонансные_преобразователи.docx
+++ b/Результаты/Лабораторная_13_Резонансные_преобразователи.docx
@@ -18,7 +18,7 @@
         <w:t>Тема:</w:t>
       </w:r>
       <w:r>
-        <w:t xml:space="preserve"> Моделирование резонансного преобразователя, мягкая коммутация, частотное регулирование.</w:t>
+        <w:t xml:space="preserve"> Моделирование LLC, мягкая коммутация (ZVS), частотное регулирование.</w:t>
       </w:r>
     </w:p>
     <w:p>
@@ -39,15 +39,94 @@
         <w:pStyle w:val="Heading2"/>
       </w:pPr>
       <w:r>
-        <w:t>Инструменты</w:t>
+        <w:t>Теория и расчёт (до симуляции)</w:t>
       </w:r>
     </w:p>
     <w:p>
       <w:pPr>
-        <w:pStyle w:val="ListBullet"/>
+        <w:spacing w:after="0" w:before="0"/>
+        <w:ind w:left="240"/>
       </w:pPr>
       <w:r>
-        <w:t>LTspice (резонансный контур, MOSFET-полумост) или MATLAB/Simulink.</w:t>
+        <w:rPr>
+          <w:rFonts w:ascii="Consolas" w:hAnsi="Consolas"/>
+          <w:sz w:val="20"/>
+        </w:rPr>
+        <w:t>f₀ = 1/(2π·√(L_r·C_r)),   Z₀ = √(L_r/C_r),   Q = Z₀/R_экв</w:t>
+      </w:r>
+    </w:p>
+    <w:p>
+      <w:r>
+        <w:t xml:space="preserve">Дано: </w:t>
+      </w:r>
+      <w:r>
+        <w:rPr>
+          <w:rFonts w:ascii="Consolas" w:hAnsi="Consolas"/>
+          <w:color w:val="C03030"/>
+          <w:sz w:val="20"/>
+        </w:rPr>
+        <w:t>L_r = 100 мкГн</w:t>
+      </w:r>
+      <w:r>
+        <w:t xml:space="preserve">, </w:t>
+      </w:r>
+      <w:r>
+        <w:rPr>
+          <w:rFonts w:ascii="Consolas" w:hAnsi="Consolas"/>
+          <w:color w:val="C03030"/>
+          <w:sz w:val="20"/>
+        </w:rPr>
+        <w:t>C_r = 22 нФ</w:t>
+      </w:r>
+      <w:r>
+        <w:t>.</w:t>
+      </w:r>
+    </w:p>
+    <w:p>
+      <w:pPr>
+        <w:spacing w:after="0" w:before="0"/>
+        <w:ind w:left="240"/>
+      </w:pPr>
+      <w:r>
+        <w:rPr>
+          <w:rFonts w:ascii="Consolas" w:hAnsi="Consolas"/>
+          <w:sz w:val="20"/>
+        </w:rPr>
+        <w:t>f₀ = 1/(2π√(100e-6·22e-9)) ≈ 107 кГц</w:t>
+      </w:r>
+    </w:p>
+    <w:p>
+      <w:pPr>
+        <w:spacing w:after="0" w:before="0"/>
+        <w:ind w:left="240"/>
+      </w:pPr>
+      <w:r>
+        <w:rPr>
+          <w:rFonts w:ascii="Consolas" w:hAnsi="Consolas"/>
+          <w:sz w:val="20"/>
+        </w:rPr>
+        <w:t>Z₀ = √(100e-6/22e-9) ≈ 67 Ом</w:t>
+      </w:r>
+    </w:p>
+    <w:p>
+      <w:r>
+        <w:t xml:space="preserve">Намагничивающая </w:t>
+      </w:r>
+      <w:r>
+        <w:rPr>
+          <w:rFonts w:ascii="Consolas" w:hAnsi="Consolas"/>
+          <w:color w:val="C03030"/>
+          <w:sz w:val="20"/>
+        </w:rPr>
+        <w:t>L_m = 5·L_r = 500 мкГн</w:t>
+      </w:r>
+      <w:r>
+        <w:t>.</w:t>
+      </w:r>
+    </w:p>
+    <w:p>
+      <w:r>
+        <w:t>────────────────────────────────────────</w:t>
       </w:r>
     </w:p>
     <w:p>
@@ -55,7 +134,15 @@
         <w:pStyle w:val="Heading2"/>
       </w:pPr>
       <w:r>
-        <w:t>Задание</w:t>
+        <w:t>Часть A. Схема (LTspice)</w:t>
+      </w:r>
+    </w:p>
+    <w:p>
+      <w:pPr>
+        <w:pStyle w:val="Heading3"/>
+      </w:pPr>
+      <w:r>
+        <w:t>A1. Полумост + резонансный контур</w:t>
       </w:r>
     </w:p>
     <w:p>
@@ -63,7 +150,18 @@
         <w:pStyle w:val="ListNumber"/>
       </w:pPr>
       <w:r>
-        <w:t>Соберите полумостовой LLC: полумост → резонансный контур (L_r, C_r, L_m) → трансформатор → выпрямитель → C.</w:t>
+        <w:t xml:space="preserve">Питание </w:t>
+      </w:r>
+      <w:r>
+        <w:rPr>
+          <w:rFonts w:ascii="Consolas" w:hAnsi="Consolas"/>
+          <w:color w:val="C03030"/>
+          <w:sz w:val="20"/>
+        </w:rPr>
+        <w:t>V_dc = 400 В</w:t>
+      </w:r>
+      <w:r>
+        <w:t>. Полумост из двух MOSFET (комплементарное управление, ~50% скважность, мёртвое время 200 нс).</w:t>
       </w:r>
     </w:p>
     <w:p>
@@ -71,7 +169,40 @@
         <w:pStyle w:val="ListNumber"/>
       </w:pPr>
       <w:r>
-        <w:t>Рассчитайте f_0 и Z_0 по заданным L_r, C_r.</w:t>
+        <w:t xml:space="preserve">От средней точки полумоста: </w:t>
+      </w:r>
+      <w:r>
+        <w:rPr>
+          <w:rFonts w:ascii="Consolas" w:hAnsi="Consolas"/>
+          <w:color w:val="C03030"/>
+          <w:sz w:val="20"/>
+        </w:rPr>
+        <w:t>C_r = 22 нФ</w:t>
+      </w:r>
+      <w:r>
+        <w:t xml:space="preserve"> → </w:t>
+      </w:r>
+      <w:r>
+        <w:rPr>
+          <w:rFonts w:ascii="Consolas" w:hAnsi="Consolas"/>
+          <w:color w:val="C03030"/>
+          <w:sz w:val="20"/>
+        </w:rPr>
+        <w:t>L_r = 100 мкГн</w:t>
+      </w:r>
+      <w:r>
+        <w:t xml:space="preserve"> → первичка трансформатора (</w:t>
+      </w:r>
+      <w:r>
+        <w:rPr>
+          <w:rFonts w:ascii="Consolas" w:hAnsi="Consolas"/>
+          <w:color w:val="C03030"/>
+          <w:sz w:val="20"/>
+        </w:rPr>
+        <w:t>L_m = 500 мкГн</w:t>
+      </w:r>
+      <w:r>
+        <w:t>).</w:t>
       </w:r>
     </w:p>
     <w:p>
@@ -79,7 +210,40 @@
         <w:pStyle w:val="ListNumber"/>
       </w:pPr>
       <w:r>
-        <w:t>Снимите характеристику усиления U_вых(f_sw) при f_sw вокруг f_0 (например 0.7·f_0 … 1.3·f_0).</w:t>
+        <w:t xml:space="preserve">Трансформатор </w:t>
+      </w:r>
+      <w:r>
+        <w:rPr>
+          <w:rFonts w:ascii="Consolas" w:hAnsi="Consolas"/>
+          <w:color w:val="C03030"/>
+          <w:sz w:val="20"/>
+        </w:rPr>
+        <w:t>N_p:N_s = 4:1</w:t>
+      </w:r>
+      <w:r>
+        <w:t xml:space="preserve">, вторичка → мостовой выпрямитель → </w:t>
+      </w:r>
+      <w:r>
+        <w:rPr>
+          <w:rFonts w:ascii="Consolas" w:hAnsi="Consolas"/>
+          <w:color w:val="C03030"/>
+          <w:sz w:val="20"/>
+        </w:rPr>
+        <w:t>C = 100 мкФ</w:t>
+      </w:r>
+      <w:r>
+        <w:t xml:space="preserve"> → нагрузка </w:t>
+      </w:r>
+      <w:r>
+        <w:rPr>
+          <w:rFonts w:ascii="Consolas" w:hAnsi="Consolas"/>
+          <w:color w:val="C03030"/>
+          <w:sz w:val="20"/>
+        </w:rPr>
+        <w:t>R = 10 Ом</w:t>
+      </w:r>
+      <w:r>
+        <w:t>.</w:t>
       </w:r>
     </w:p>
     <w:p>
@@ -87,7 +251,95 @@
         <w:pStyle w:val="ListNumber"/>
       </w:pPr>
       <w:r>
-        <w:t>Проверьте ZVS: убедитесь, что напряжение на ключе спадает до нуля до включения.</w:t>
+        <w:t xml:space="preserve">Управление: два </w:t>
+      </w:r>
+      <w:r>
+        <w:rPr>
+          <w:rFonts w:ascii="Consolas" w:hAnsi="Consolas"/>
+          <w:color w:val="C03030"/>
+          <w:sz w:val="20"/>
+        </w:rPr>
+        <w:t>PULSE</w:t>
+      </w:r>
+      <w:r>
+        <w:t xml:space="preserve"> в противофазе, частота </w:t>
+      </w:r>
+      <w:r>
+        <w:rPr>
+          <w:rFonts w:ascii="Consolas" w:hAnsi="Consolas"/>
+          <w:color w:val="C03030"/>
+          <w:sz w:val="20"/>
+        </w:rPr>
+        <w:t>f_sw</w:t>
+      </w:r>
+      <w:r>
+        <w:t xml:space="preserve"> — параметр.</w:t>
+      </w:r>
+    </w:p>
+    <w:p>
+      <w:pPr>
+        <w:pStyle w:val="Heading3"/>
+      </w:pPr>
+      <w:r>
+        <w:t>A2. Параметрический прогон по частоте</w:t>
+      </w:r>
+    </w:p>
+    <w:p>
+      <w:r>
+        <w:rPr>
+          <w:rFonts w:ascii="Consolas" w:hAnsi="Consolas"/>
+          <w:color w:val="C03030"/>
+          <w:sz w:val="20"/>
+        </w:rPr>
+        <w:t>.step param fsw 75k 140k 5k</w:t>
+      </w:r>
+      <w:r>
+        <w:t xml:space="preserve"> — прогон частоты вокруг f₀.</w:t>
+      </w:r>
+    </w:p>
+    <w:p>
+      <w:r>
+        <w:rPr>
+          <w:rFonts w:ascii="Consolas" w:hAnsi="Consolas"/>
+          <w:color w:val="C03030"/>
+          <w:sz w:val="20"/>
+        </w:rPr>
+        <w:t>.tran</w:t>
+      </w:r>
+      <w:r>
+        <w:t xml:space="preserve"> для каждого значения; снимите установившееся </w:t>
+      </w:r>
+      <w:r>
+        <w:rPr>
+          <w:rFonts w:ascii="Consolas" w:hAnsi="Consolas"/>
+          <w:color w:val="C03030"/>
+          <w:sz w:val="20"/>
+        </w:rPr>
+        <w:t>U_вых</w:t>
+      </w:r>
+      <w:r>
+        <w:t>.</w:t>
+      </w:r>
+    </w:p>
+    <w:p>
+      <w:r>
+        <w:t>────────────────────────────────────────</w:t>
+      </w:r>
+    </w:p>
+    <w:p>
+      <w:pPr>
+        <w:pStyle w:val="Heading2"/>
+      </w:pPr>
+      <w:r>
+        <w:t>Часть B. Измерения</w:t>
+      </w:r>
+    </w:p>
+    <w:p>
+      <w:pPr>
+        <w:pStyle w:val="Heading3"/>
+      </w:pPr>
+      <w:r>
+        <w:t>B1. Характеристика усиления</w:t>
       </w:r>
     </w:p>
     <w:p>
@@ -95,7 +347,157 @@
         <w:pStyle w:val="ListNumber"/>
       </w:pPr>
       <w:r>
-        <w:t>Сравните потери переключения с жёсткокоммутируемым аналогом (ЛР-09) при той же мощности.</w:t>
+        <w:t xml:space="preserve">Для </w:t>
+      </w:r>
+      <w:r>
+        <w:rPr>
+          <w:rFonts w:ascii="Consolas" w:hAnsi="Consolas"/>
+          <w:color w:val="C03030"/>
+          <w:sz w:val="20"/>
+        </w:rPr>
+        <w:t>f_sw</w:t>
+      </w:r>
+      <w:r>
+        <w:t xml:space="preserve"> = 80, 95, 107, 120, 140 кГц снимите </w:t>
+      </w:r>
+      <w:r>
+        <w:rPr>
+          <w:rFonts w:ascii="Consolas" w:hAnsi="Consolas"/>
+          <w:color w:val="C03030"/>
+          <w:sz w:val="20"/>
+        </w:rPr>
+        <w:t>U_вых</w:t>
+      </w:r>
+      <w:r>
+        <w:t>.</w:t>
+      </w:r>
+    </w:p>
+    <w:p>
+      <w:pPr>
+        <w:pStyle w:val="ListNumber"/>
+      </w:pPr>
+      <w:r>
+        <w:t xml:space="preserve">Постройте </w:t>
+      </w:r>
+      <w:r>
+        <w:rPr>
+          <w:rFonts w:ascii="Consolas" w:hAnsi="Consolas"/>
+          <w:color w:val="C03030"/>
+          <w:sz w:val="20"/>
+        </w:rPr>
+        <w:t>U_вых(f_sw)</w:t>
+      </w:r>
+      <w:r>
+        <w:t xml:space="preserve"> — колоколообразная кривая с пиком у f₀.</w:t>
+      </w:r>
+    </w:p>
+    <w:p>
+      <w:pPr>
+        <w:pStyle w:val="ListNumber"/>
+      </w:pPr>
+      <w:r>
+        <w:t xml:space="preserve">Рабочую точку выберите на спадающем участке </w:t>
+      </w:r>
+      <w:r>
+        <w:rPr>
+          <w:b/>
+        </w:rPr>
+        <w:t>выше</w:t>
+      </w:r>
+      <w:r>
+        <w:t xml:space="preserve"> f₀ (индуктивная зона — там ZVS).</w:t>
+      </w:r>
+    </w:p>
+    <w:p>
+      <w:pPr>
+        <w:pStyle w:val="Heading3"/>
+      </w:pPr>
+      <w:r>
+        <w:t>B2. Подтверждение ZVS</w:t>
+      </w:r>
+    </w:p>
+    <w:p>
+      <w:pPr>
+        <w:pStyle w:val="ListNumber"/>
+      </w:pPr>
+      <w:r>
+        <w:t xml:space="preserve">Снимите </w:t>
+      </w:r>
+      <w:r>
+        <w:rPr>
+          <w:rFonts w:ascii="Consolas" w:hAnsi="Consolas"/>
+          <w:color w:val="C03030"/>
+          <w:sz w:val="20"/>
+        </w:rPr>
+        <w:t>V(сток)</w:t>
+      </w:r>
+      <w:r>
+        <w:t xml:space="preserve"> и </w:t>
+      </w:r>
+      <w:r>
+        <w:rPr>
+          <w:rFonts w:ascii="Consolas" w:hAnsi="Consolas"/>
+          <w:color w:val="C03030"/>
+          <w:sz w:val="20"/>
+        </w:rPr>
+        <w:t>V(затвор)</w:t>
+      </w:r>
+      <w:r>
+        <w:t xml:space="preserve"> верхнего ключа.</w:t>
+      </w:r>
+    </w:p>
+    <w:p>
+      <w:pPr>
+        <w:pStyle w:val="ListNumber"/>
+      </w:pPr>
+      <w:r>
+        <w:t xml:space="preserve">Убедитесь: напряжение сток-исток спадает до нуля </w:t>
+      </w:r>
+      <w:r>
+        <w:rPr>
+          <w:b/>
+        </w:rPr>
+        <w:t>до</w:t>
+      </w:r>
+      <w:r>
+        <w:t xml:space="preserve"> подачи импульса на затвор (включение при нуле напряжения).</w:t>
+      </w:r>
+    </w:p>
+    <w:p>
+      <w:pPr>
+        <w:pStyle w:val="ListNumber"/>
+      </w:pPr>
+      <w:r>
+        <w:t>Отметьте, что ток через ключ при включении отрицателен (течёт через body-diode) — признак ZVS.</w:t>
+      </w:r>
+    </w:p>
+    <w:p>
+      <w:pPr>
+        <w:pStyle w:val="Heading3"/>
+      </w:pPr>
+      <w:r>
+        <w:t>B3. Сравнение потерь</w:t>
+      </w:r>
+    </w:p>
+    <w:p>
+      <w:r>
+        <w:t xml:space="preserve">Сравните потери переключения с жёстким Buck (ЛР-09) при той же мощности. У LLC </w:t>
+      </w:r>
+      <w:r>
+        <w:rPr>
+          <w:rFonts w:ascii="Consolas" w:hAnsi="Consolas"/>
+          <w:color w:val="C03030"/>
+          <w:sz w:val="20"/>
+        </w:rPr>
+        <w:t>E_on ≈ 0</w:t>
+      </w:r>
+      <w:r>
+        <w:t xml:space="preserve"> (ZVS).</w:t>
+      </w:r>
+    </w:p>
+    <w:p>
+      <w:r>
+        <w:t>────────────────────────────────────────</w:t>
       </w:r>
     </w:p>
     <w:p>
@@ -103,7 +505,7 @@
         <w:pStyle w:val="Heading2"/>
       </w:pPr>
       <w:r>
-        <w:t>Расчётная часть</w:t>
+        <w:t>Таблица результатов</w:t>
       </w:r>
     </w:p>
     <w:p>
@@ -118,22 +520,32 @@
     </w:p>
     <w:p>
       <w:r>
-        <w:t>| f_0 расчёт | |</w:t>
+        <w:t>| f₀ расчёт | 107 кГц |</w:t>
       </w:r>
     </w:p>
     <w:p>
       <w:r>
-        <w:t>| Z_0 расчёт | |</w:t>
+        <w:t>| Z₀ расчёт | 67 Ом |</w:t>
       </w:r>
     </w:p>
     <w:p>
       <w:r>
-        <w:t>| Диапазон f_sw для регулирования | |</w:t>
+        <w:t>| f₀ из U_вых(f) | |</w:t>
       </w:r>
     </w:p>
     <w:p>
       <w:r>
-        <w:t>| Потери (LLC vs жёсткая коммутация) | |</w:t>
+        <w:t>| Рабочая f_sw (ZVS) | |</w:t>
+      </w:r>
+    </w:p>
+    <w:p>
+      <w:r>
+        <w:t>| ZVS подтверждён | да/нет |</w:t>
+      </w:r>
+    </w:p>
+    <w:p>
+      <w:r>
+        <w:t>| Потери (LLC vs жёсткая) | |</w:t>
       </w:r>
     </w:p>
     <w:p>
@@ -157,7 +569,15 @@
         <w:pStyle w:val="ListNumber"/>
       </w:pPr>
       <w:r>
-        <w:t>Почему КПД LLC выше при высокой частоте?</w:t>
+        <w:t>Почему рабочую точку берут выше резонансной частоты?</w:t>
+      </w:r>
+    </w:p>
+    <w:p>
+      <w:pPr>
+        <w:pStyle w:val="ListNumber"/>
+      </w:pPr>
+      <w:r>
+        <w:t>Как частота управляет выходным напряжением?</w:t>
       </w:r>
     </w:p>
     <w:p>
